--- a/1. Project Initialization and Planning Phase/Project Proposal by SWTID1749709268.docx
+++ b/1. Project Initialization and Planning Phase/Project Proposal by SWTID1749709268.docx
@@ -372,17 +372,7 @@
           <w:sz w:val="24"/>
           <w:szCs w:val="24"/>
         </w:rPr>
-        <w:t>Project Proposal (Proposed Solution</w:t>
-      </w:r>
-      <w:proofErr w:type="gramStart"/>
-      <w:r>
-        <w:rPr>
-          <w:rFonts w:ascii="Times New Roman" w:eastAsia="Times New Roman" w:hAnsi="Times New Roman" w:cs="Times New Roman"/>
-          <w:b/>
-          <w:sz w:val="24"/>
-          <w:szCs w:val="24"/>
-        </w:rPr>
-        <w:t xml:space="preserve">) </w:t>
+        <w:t xml:space="preserve">Project Proposal (Proposed Solution) </w:t>
       </w:r>
       <w:r>
         <w:rPr>
@@ -393,7 +383,6 @@
         </w:rPr>
         <w:t>:</w:t>
       </w:r>
-      <w:proofErr w:type="gramEnd"/>
     </w:p>
     <w:p>
       <w:pPr>
@@ -1436,18 +1425,19 @@
             <w:pPr>
               <w:rPr>
                 <w:rFonts w:ascii="Times New Roman" w:eastAsia="Times New Roman" w:hAnsi="Times New Roman" w:cs="Times New Roman"/>
-                <w:sz w:val="24"/>
-                <w:szCs w:val="24"/>
-              </w:rPr>
-            </w:pPr>
-            <w:r>
-              <w:rPr>
-                <w:rFonts w:ascii="Times New Roman" w:eastAsia="Times New Roman" w:hAnsi="Times New Roman" w:cs="Times New Roman"/>
-                <w:color w:val="EE0000"/>
-                <w:sz w:val="24"/>
-                <w:szCs w:val="24"/>
-              </w:rPr>
-              <w:t>****</w:t>
+                <w:color w:val="000000" w:themeColor="text1"/>
+                <w:sz w:val="24"/>
+                <w:szCs w:val="24"/>
+              </w:rPr>
+            </w:pPr>
+            <w:r>
+              <w:rPr>
+                <w:rFonts w:ascii="Times New Roman" w:eastAsia="Times New Roman" w:hAnsi="Times New Roman" w:cs="Times New Roman"/>
+                <w:color w:val="000000" w:themeColor="text1"/>
+                <w:sz w:val="24"/>
+                <w:szCs w:val="24"/>
+              </w:rPr>
+              <w:t>No such specification.</w:t>
             </w:r>
           </w:p>
         </w:tc>
@@ -1918,18 +1908,8 @@
                 <w:sz w:val="24"/>
                 <w:szCs w:val="24"/>
               </w:rPr>
-              <w:t xml:space="preserve">scikit-learn, pandas, </w:t>
-            </w:r>
-            <w:proofErr w:type="spellStart"/>
-            <w:r>
-              <w:rPr>
-                <w:rFonts w:ascii="Times New Roman" w:eastAsia="Times New Roman" w:hAnsi="Times New Roman" w:cs="Times New Roman"/>
-                <w:sz w:val="24"/>
-                <w:szCs w:val="24"/>
-              </w:rPr>
-              <w:t>numpy</w:t>
-            </w:r>
-            <w:proofErr w:type="spellEnd"/>
+              <w:t>scikit-learn, pandas, numpy</w:t>
+            </w:r>
           </w:p>
         </w:tc>
       </w:tr>
@@ -2029,23 +2009,13 @@
                 <w:szCs w:val="24"/>
               </w:rPr>
             </w:pPr>
-            <w:proofErr w:type="spellStart"/>
-            <w:r>
-              <w:rPr>
-                <w:rFonts w:ascii="Times New Roman" w:eastAsia="Times New Roman" w:hAnsi="Times New Roman" w:cs="Times New Roman"/>
-                <w:sz w:val="24"/>
-                <w:szCs w:val="24"/>
-              </w:rPr>
-              <w:t>Jupyter</w:t>
-            </w:r>
-            <w:proofErr w:type="spellEnd"/>
-            <w:r>
-              <w:rPr>
-                <w:rFonts w:ascii="Times New Roman" w:eastAsia="Times New Roman" w:hAnsi="Times New Roman" w:cs="Times New Roman"/>
-                <w:sz w:val="24"/>
-                <w:szCs w:val="24"/>
-              </w:rPr>
-              <w:t xml:space="preserve"> Notebook, Git</w:t>
+            <w:r>
+              <w:rPr>
+                <w:rFonts w:ascii="Times New Roman" w:eastAsia="Times New Roman" w:hAnsi="Times New Roman" w:cs="Times New Roman"/>
+                <w:sz w:val="24"/>
+                <w:szCs w:val="24"/>
+              </w:rPr>
+              <w:t>Jupyter Notebook, Git</w:t>
             </w:r>
           </w:p>
         </w:tc>
